--- a/targetDoc.docx
+++ b/targetDoc.docx
@@ -4,7 +4,23 @@
   <w:body>
     <w:p>
       <w:r>
-        <w:t>This is a test for Aspose parse Styles</w:t>
+        <w:t xml:space="preserve">This is a test for </w:t>
+      </w:r>
+      <w:proofErr w:type="spellStart"/>
+      <w:r>
+        <w:t>Aspose</w:t>
+      </w:r>
+      <w:proofErr w:type="spellEnd"/>
+      <w:r>
+        <w:t xml:space="preserve"> </w:t>
+      </w:r>
+      <w:proofErr w:type="gramStart"/>
+      <w:r>
+        <w:t>parse</w:t>
+      </w:r>
+      <w:proofErr w:type="gramEnd"/>
+      <w:r>
+        <w:t xml:space="preserve"> Styles</w:t>
       </w:r>
     </w:p>
     <w:p/>
@@ -15,8 +31,13 @@
     </w:p>
     <w:p/>
     <w:p>
-      <w:r>
-        <w:t>Aspose Word</w:t>
+      <w:proofErr w:type="spellStart"/>
+      <w:r>
+        <w:t>Aspose</w:t>
+      </w:r>
+      <w:proofErr w:type="spellEnd"/>
+      <w:r>
+        <w:t xml:space="preserve"> Word</w:t>
       </w:r>
     </w:p>
     <w:p/>
@@ -26,9 +47,147 @@
       </w:r>
     </w:p>
     <w:p>
-      <w:r>
-        <w:t>Ashjkdfjkldskf sdlfjks dhfkdfkhasdklf kadfhkasd fkljadsfkhasdklf lkafklasd fjkl askldflkasdhf kldfkl klasdhfklasjdfjklahdfkljads hklfjasdklf hasdklf hkasdhfklaflkashdfklhasdklfhlaskf hlaksf haskldlkasdhfklhasd klhasdklf hasklf hlas</w:t>
-      </w:r>
+      <w:proofErr w:type="spellStart"/>
+      <w:r>
+        <w:t>Ashjkdfjkldskf</w:t>
+      </w:r>
+      <w:proofErr w:type="spellEnd"/>
+      <w:r>
+        <w:t xml:space="preserve"> </w:t>
+      </w:r>
+      <w:proofErr w:type="spellStart"/>
+      <w:r>
+        <w:t>sdlfjks</w:t>
+      </w:r>
+      <w:proofErr w:type="spellEnd"/>
+      <w:r>
+        <w:t xml:space="preserve"> </w:t>
+      </w:r>
+      <w:proofErr w:type="spellStart"/>
+      <w:r>
+        <w:t>dhfkdfkhasdklf</w:t>
+      </w:r>
+      <w:proofErr w:type="spellEnd"/>
+      <w:r>
+        <w:t xml:space="preserve"> </w:t>
+      </w:r>
+      <w:proofErr w:type="spellStart"/>
+      <w:r>
+        <w:t>kadfhkasd</w:t>
+      </w:r>
+      <w:proofErr w:type="spellEnd"/>
+      <w:r>
+        <w:t xml:space="preserve"> </w:t>
+      </w:r>
+      <w:proofErr w:type="spellStart"/>
+      <w:r>
+        <w:t>fkljadsfkhasdklf</w:t>
+      </w:r>
+      <w:proofErr w:type="spellEnd"/>
+      <w:r>
+        <w:t xml:space="preserve"> </w:t>
+      </w:r>
+      <w:proofErr w:type="spellStart"/>
+      <w:r>
+        <w:t>lkafklasd</w:t>
+      </w:r>
+      <w:proofErr w:type="spellEnd"/>
+      <w:r>
+        <w:t xml:space="preserve"> </w:t>
+      </w:r>
+      <w:proofErr w:type="spellStart"/>
+      <w:r>
+        <w:t>fjkl</w:t>
+      </w:r>
+      <w:proofErr w:type="spellEnd"/>
+      <w:r>
+        <w:t xml:space="preserve"> </w:t>
+      </w:r>
+      <w:proofErr w:type="spellStart"/>
+      <w:r>
+        <w:t>askldflkasdhf</w:t>
+      </w:r>
+      <w:proofErr w:type="spellEnd"/>
+      <w:r>
+        <w:t xml:space="preserve"> </w:t>
+      </w:r>
+      <w:proofErr w:type="spellStart"/>
+      <w:r>
+        <w:t>kldfkl</w:t>
+      </w:r>
+      <w:proofErr w:type="spellEnd"/>
+      <w:r>
+        <w:t xml:space="preserve"> </w:t>
+      </w:r>
+      <w:proofErr w:type="spellStart"/>
+      <w:r>
+        <w:t>klasdhfklasjdfjklahdfkljads</w:t>
+      </w:r>
+      <w:proofErr w:type="spellEnd"/>
+      <w:r>
+        <w:t xml:space="preserve"> </w:t>
+      </w:r>
+      <w:proofErr w:type="spellStart"/>
+      <w:r>
+        <w:t>hklfjasdklf</w:t>
+      </w:r>
+      <w:proofErr w:type="spellEnd"/>
+      <w:r>
+        <w:t xml:space="preserve"> </w:t>
+      </w:r>
+      <w:proofErr w:type="spellStart"/>
+      <w:r>
+        <w:t>hasdklf</w:t>
+      </w:r>
+      <w:proofErr w:type="spellEnd"/>
+      <w:r>
+        <w:t xml:space="preserve"> </w:t>
+      </w:r>
+      <w:proofErr w:type="spellStart"/>
+      <w:r>
+        <w:t>hkasdhfklaflkashdfklhasdklfhlaskf</w:t>
+      </w:r>
+      <w:proofErr w:type="spellEnd"/>
+      <w:r>
+        <w:t xml:space="preserve"> </w:t>
+      </w:r>
+      <w:proofErr w:type="spellStart"/>
+      <w:r>
+        <w:t>hlaksf</w:t>
+      </w:r>
+      <w:proofErr w:type="spellEnd"/>
+      <w:r>
+        <w:t xml:space="preserve"> </w:t>
+      </w:r>
+      <w:proofErr w:type="spellStart"/>
+      <w:r>
+        <w:t>haskldlkasdhfklhasd</w:t>
+      </w:r>
+      <w:proofErr w:type="spellEnd"/>
+      <w:r>
+        <w:t xml:space="preserve"> </w:t>
+      </w:r>
+      <w:proofErr w:type="spellStart"/>
+      <w:r>
+        <w:t>klhasdklf</w:t>
+      </w:r>
+      <w:proofErr w:type="spellEnd"/>
+      <w:r>
+        <w:t xml:space="preserve"> </w:t>
+      </w:r>
+      <w:proofErr w:type="spellStart"/>
+      <w:r>
+        <w:t>hasklf</w:t>
+      </w:r>
+      <w:proofErr w:type="spellEnd"/>
+      <w:r>
+        <w:t xml:space="preserve"> </w:t>
+      </w:r>
+      <w:proofErr w:type="spellStart"/>
+      <w:r>
+        <w:t>hlas</w:t>
+      </w:r>
+      <w:proofErr w:type="spellEnd"/>
     </w:p>
     <w:p/>
     <w:p/>
@@ -37,6 +196,18 @@
         <w:t>Difference1</w:t>
       </w:r>
     </w:p>
+    <w:p/>
+    <w:p>
+      <w:r>
+        <w:t>Difference1</w:t>
+      </w:r>
+    </w:p>
+    <w:p>
+      <w:r>
+        <w:t>Difference1</w:t>
+      </w:r>
+    </w:p>
+    <w:p/>
     <w:sectPr>
       <w:pgSz w:w="12240" w:h="15840"/>
       <w:pgMar w:top="1440" w:right="1440" w:bottom="1440" w:left="1440" w:header="720" w:footer="720" w:gutter="0"/>
